--- a/PCretail.docx
+++ b/PCretail.docx
@@ -281,9 +281,24 @@
           <w:szCs w:val="26"/>
         </w:rPr>
         <w:tab/>
-        <w:t>To get started, the user is asked to log in</w:t>
-      </w:r>
-      <w:r>
+        <w:t>To get started, the user is asked to log in with a preexisting email and password. If not, the user can register by inputting a username, email, address and password.</w:t>
+      </w:r>
+    </w:p>
+    <w:p>
+      <w:pPr>
+        <w:pStyle w:val="Normal"/>
+        <w:bidi w:val="0"/>
+        <w:jc w:val="start"/>
+        <w:rPr>
+          <w:sz w:val="26"/>
+          <w:szCs w:val="26"/>
+        </w:rPr>
+      </w:pPr>
+      <w:r>
+        <w:rPr>
+          <w:sz w:val="26"/>
+          <w:szCs w:val="26"/>
+        </w:rPr>
         <w:drawing>
           <wp:anchor behindDoc="0" distT="0" distB="0" distL="0" distR="0" simplePos="0" locked="0" layoutInCell="0" allowOverlap="1" relativeHeight="2">
             <wp:simplePos x="0" y="0"/>
@@ -291,7 +306,7 @@
               <wp:posOffset>553085</wp:posOffset>
             </wp:positionH>
             <wp:positionV relativeFrom="paragraph">
-              <wp:posOffset>530225</wp:posOffset>
+              <wp:posOffset>23495</wp:posOffset>
             </wp:positionV>
             <wp:extent cx="4933315" cy="3921760"/>
             <wp:effectExtent l="0" t="0" r="0" b="0"/>
@@ -330,33 +345,323 @@
           </wp:anchor>
         </w:drawing>
       </w:r>
-      <w:r>
-        <w:rPr>
-          <w:sz w:val="26"/>
-          <w:szCs w:val="26"/>
-        </w:rPr>
-        <w:t xml:space="preserve"> </w:t>
-      </w:r>
-      <w:r>
-        <w:rPr>
-          <w:sz w:val="26"/>
-          <w:szCs w:val="26"/>
-        </w:rPr>
-        <w:t>with a preexisting email and password. If not, the user can register by inputting a username, email, address and password.</w:t>
-      </w:r>
-    </w:p>
-    <w:p>
-      <w:pPr>
-        <w:pStyle w:val="Normal"/>
-        <w:bidi w:val="0"/>
-        <w:jc w:val="start"/>
-        <w:rPr>
-          <w:sz w:val="26"/>
-          <w:szCs w:val="26"/>
-        </w:rPr>
-      </w:pPr>
-      <w:r>
-        <w:rPr/>
+    </w:p>
+    <w:p>
+      <w:pPr>
+        <w:pStyle w:val="Normal"/>
+        <w:bidi w:val="0"/>
+        <w:jc w:val="start"/>
+        <w:rPr/>
+      </w:pPr>
+      <w:r>
+        <w:rPr>
+          <w:sz w:val="26"/>
+          <w:szCs w:val="26"/>
+        </w:rPr>
+        <w:tab/>
+      </w:r>
+    </w:p>
+    <w:p>
+      <w:pPr>
+        <w:pStyle w:val="Normal"/>
+        <w:bidi w:val="0"/>
+        <w:jc w:val="start"/>
+        <w:rPr>
+          <w:sz w:val="26"/>
+          <w:szCs w:val="26"/>
+        </w:rPr>
+      </w:pPr>
+      <w:r>
+        <w:rPr/>
+      </w:r>
+    </w:p>
+    <w:p>
+      <w:pPr>
+        <w:pStyle w:val="Normal"/>
+        <w:bidi w:val="0"/>
+        <w:jc w:val="start"/>
+        <w:rPr>
+          <w:sz w:val="26"/>
+          <w:szCs w:val="26"/>
+        </w:rPr>
+      </w:pPr>
+      <w:r>
+        <w:rPr/>
+      </w:r>
+    </w:p>
+    <w:p>
+      <w:pPr>
+        <w:pStyle w:val="Normal"/>
+        <w:bidi w:val="0"/>
+        <w:jc w:val="start"/>
+        <w:rPr>
+          <w:sz w:val="26"/>
+          <w:szCs w:val="26"/>
+        </w:rPr>
+      </w:pPr>
+      <w:r>
+        <w:rPr/>
+      </w:r>
+    </w:p>
+    <w:p>
+      <w:pPr>
+        <w:pStyle w:val="Normal"/>
+        <w:bidi w:val="0"/>
+        <w:jc w:val="start"/>
+        <w:rPr>
+          <w:sz w:val="26"/>
+          <w:szCs w:val="26"/>
+        </w:rPr>
+      </w:pPr>
+      <w:r>
+        <w:rPr/>
+      </w:r>
+    </w:p>
+    <w:p>
+      <w:pPr>
+        <w:pStyle w:val="Normal"/>
+        <w:bidi w:val="0"/>
+        <w:jc w:val="start"/>
+        <w:rPr>
+          <w:sz w:val="26"/>
+          <w:szCs w:val="26"/>
+        </w:rPr>
+      </w:pPr>
+      <w:r>
+        <w:rPr/>
+      </w:r>
+    </w:p>
+    <w:p>
+      <w:pPr>
+        <w:pStyle w:val="Normal"/>
+        <w:bidi w:val="0"/>
+        <w:jc w:val="start"/>
+        <w:rPr>
+          <w:sz w:val="26"/>
+          <w:szCs w:val="26"/>
+        </w:rPr>
+      </w:pPr>
+      <w:r>
+        <w:rPr/>
+      </w:r>
+    </w:p>
+    <w:p>
+      <w:pPr>
+        <w:pStyle w:val="Normal"/>
+        <w:bidi w:val="0"/>
+        <w:jc w:val="start"/>
+        <w:rPr>
+          <w:sz w:val="26"/>
+          <w:szCs w:val="26"/>
+        </w:rPr>
+      </w:pPr>
+      <w:r>
+        <w:rPr/>
+      </w:r>
+    </w:p>
+    <w:p>
+      <w:pPr>
+        <w:pStyle w:val="Normal"/>
+        <w:bidi w:val="0"/>
+        <w:jc w:val="start"/>
+        <w:rPr>
+          <w:sz w:val="26"/>
+          <w:szCs w:val="26"/>
+        </w:rPr>
+      </w:pPr>
+      <w:r>
+        <w:rPr/>
+      </w:r>
+    </w:p>
+    <w:p>
+      <w:pPr>
+        <w:pStyle w:val="Normal"/>
+        <w:bidi w:val="0"/>
+        <w:jc w:val="start"/>
+        <w:rPr>
+          <w:sz w:val="26"/>
+          <w:szCs w:val="26"/>
+        </w:rPr>
+      </w:pPr>
+      <w:r>
+        <w:rPr/>
+      </w:r>
+    </w:p>
+    <w:p>
+      <w:pPr>
+        <w:pStyle w:val="Normal"/>
+        <w:bidi w:val="0"/>
+        <w:jc w:val="start"/>
+        <w:rPr>
+          <w:sz w:val="26"/>
+          <w:szCs w:val="26"/>
+        </w:rPr>
+      </w:pPr>
+      <w:r>
+        <w:rPr/>
+      </w:r>
+    </w:p>
+    <w:p>
+      <w:pPr>
+        <w:pStyle w:val="Normal"/>
+        <w:bidi w:val="0"/>
+        <w:jc w:val="start"/>
+        <w:rPr>
+          <w:sz w:val="26"/>
+          <w:szCs w:val="26"/>
+        </w:rPr>
+      </w:pPr>
+      <w:r>
+        <w:rPr/>
+      </w:r>
+    </w:p>
+    <w:p>
+      <w:pPr>
+        <w:pStyle w:val="Normal"/>
+        <w:bidi w:val="0"/>
+        <w:jc w:val="start"/>
+        <w:rPr>
+          <w:sz w:val="26"/>
+          <w:szCs w:val="26"/>
+        </w:rPr>
+      </w:pPr>
+      <w:r>
+        <w:rPr/>
+      </w:r>
+    </w:p>
+    <w:p>
+      <w:pPr>
+        <w:pStyle w:val="Normal"/>
+        <w:bidi w:val="0"/>
+        <w:jc w:val="start"/>
+        <w:rPr>
+          <w:sz w:val="26"/>
+          <w:szCs w:val="26"/>
+        </w:rPr>
+      </w:pPr>
+      <w:r>
+        <w:rPr/>
+      </w:r>
+    </w:p>
+    <w:p>
+      <w:pPr>
+        <w:pStyle w:val="Normal"/>
+        <w:bidi w:val="0"/>
+        <w:jc w:val="start"/>
+        <w:rPr>
+          <w:sz w:val="26"/>
+          <w:szCs w:val="26"/>
+        </w:rPr>
+      </w:pPr>
+      <w:r>
+        <w:rPr/>
+      </w:r>
+    </w:p>
+    <w:p>
+      <w:pPr>
+        <w:pStyle w:val="Normal"/>
+        <w:bidi w:val="0"/>
+        <w:jc w:val="start"/>
+        <w:rPr>
+          <w:sz w:val="26"/>
+          <w:szCs w:val="26"/>
+        </w:rPr>
+      </w:pPr>
+      <w:r>
+        <w:rPr/>
+      </w:r>
+    </w:p>
+    <w:p>
+      <w:pPr>
+        <w:pStyle w:val="Normal"/>
+        <w:bidi w:val="0"/>
+        <w:jc w:val="start"/>
+        <w:rPr>
+          <w:sz w:val="26"/>
+          <w:szCs w:val="26"/>
+        </w:rPr>
+      </w:pPr>
+      <w:r>
+        <w:rPr/>
+      </w:r>
+    </w:p>
+    <w:p>
+      <w:pPr>
+        <w:pStyle w:val="Normal"/>
+        <w:bidi w:val="0"/>
+        <w:jc w:val="start"/>
+        <w:rPr>
+          <w:sz w:val="26"/>
+          <w:szCs w:val="26"/>
+        </w:rPr>
+      </w:pPr>
+      <w:r>
+        <w:rPr/>
+      </w:r>
+    </w:p>
+    <w:p>
+      <w:pPr>
+        <w:pStyle w:val="Normal"/>
+        <w:bidi w:val="0"/>
+        <w:jc w:val="start"/>
+        <w:rPr>
+          <w:sz w:val="26"/>
+          <w:szCs w:val="26"/>
+        </w:rPr>
+      </w:pPr>
+      <w:r>
+        <w:rPr/>
+      </w:r>
+    </w:p>
+    <w:p>
+      <w:pPr>
+        <w:pStyle w:val="Normal"/>
+        <w:bidi w:val="0"/>
+        <w:jc w:val="start"/>
+        <w:rPr>
+          <w:sz w:val="26"/>
+          <w:szCs w:val="26"/>
+        </w:rPr>
+      </w:pPr>
+      <w:r>
+        <w:rPr/>
+      </w:r>
+    </w:p>
+    <w:p>
+      <w:pPr>
+        <w:pStyle w:val="Normal"/>
+        <w:bidi w:val="0"/>
+        <w:jc w:val="start"/>
+        <w:rPr/>
+      </w:pPr>
+      <w:r>
+        <w:rPr>
+          <w:sz w:val="26"/>
+          <w:szCs w:val="26"/>
+        </w:rPr>
+        <w:tab/>
+        <w:t xml:space="preserve">After the user is logged in, they are greeted to a dashboard consisting of various </w:t>
+      </w:r>
+      <w:r>
+        <w:rPr>
+          <w:sz w:val="26"/>
+          <w:szCs w:val="26"/>
+        </w:rPr>
+        <w:t>PC</w:t>
+      </w:r>
+      <w:r>
+        <w:rPr>
+          <w:sz w:val="26"/>
+          <w:szCs w:val="26"/>
+        </w:rPr>
+        <w:t xml:space="preserve"> parts, </w:t>
+      </w:r>
+      <w:r>
+        <w:rPr>
+          <w:sz w:val="26"/>
+          <w:szCs w:val="26"/>
+        </w:rPr>
+        <w:t xml:space="preserve">with displayed images, product name and brand, category, price and current stock. The user also has the choice to view their current PC builds, the current session cart, their order history or to simply add an item to their cart. The images are displayed via the internet, but the app won’t freeze to wait for images to load. </w:t>
       </w:r>
     </w:p>
     <w:p>
@@ -371,10 +676,10 @@
           <wp:anchor behindDoc="0" distT="0" distB="0" distL="0" distR="0" simplePos="0" locked="0" layoutInCell="0" allowOverlap="1" relativeHeight="3">
             <wp:simplePos x="0" y="0"/>
             <wp:positionH relativeFrom="column">
-              <wp:posOffset>0</wp:posOffset>
+              <wp:posOffset>-61595</wp:posOffset>
             </wp:positionH>
             <wp:positionV relativeFrom="paragraph">
-              <wp:posOffset>1605915</wp:posOffset>
+              <wp:posOffset>102235</wp:posOffset>
             </wp:positionV>
             <wp:extent cx="6120130" cy="4472305"/>
             <wp:effectExtent l="0" t="0" r="0" b="0"/>
@@ -425,7 +730,458 @@
           <w:sz w:val="26"/>
           <w:szCs w:val="26"/>
         </w:rPr>
-        <w:t>After the user is logged in, they are greeted to a dashboard consisting of various pc parts</w:t>
+        <w:t>On the main page, the information is fetched from the “products” table to retrieve basic information about the parts themselves, via the ProductDAO class. Each DAO class uses a mapResultSet method from the  that essentially looks for columns to map to a specific object’s attributes via Java’s Reflection property.</w:t>
+      </w:r>
+    </w:p>
+    <w:p>
+      <w:pPr>
+        <w:pStyle w:val="Normal"/>
+        <w:bidi w:val="0"/>
+        <w:jc w:val="start"/>
+        <w:rPr/>
+      </w:pPr>
+      <w:r>
+        <w:rPr/>
+      </w:r>
+    </w:p>
+    <w:p>
+      <w:pPr>
+        <w:pStyle w:val="Normal"/>
+        <w:bidi w:val="0"/>
+        <w:jc w:val="start"/>
+        <w:rPr/>
+      </w:pPr>
+      <w:r>
+        <w:rPr/>
+      </w:r>
+    </w:p>
+    <w:p>
+      <w:pPr>
+        <w:pStyle w:val="Normal"/>
+        <w:bidi w:val="0"/>
+        <w:jc w:val="start"/>
+        <w:rPr/>
+      </w:pPr>
+      <w:r>
+        <w:rPr/>
+      </w:r>
+    </w:p>
+    <w:p>
+      <w:pPr>
+        <w:pStyle w:val="Normal"/>
+        <w:bidi w:val="0"/>
+        <w:jc w:val="start"/>
+        <w:rPr/>
+      </w:pPr>
+      <w:r>
+        <w:rPr/>
+      </w:r>
+    </w:p>
+    <w:p>
+      <w:pPr>
+        <w:pStyle w:val="Normal"/>
+        <w:bidi w:val="0"/>
+        <w:jc w:val="start"/>
+        <w:rPr/>
+      </w:pPr>
+      <w:r>
+        <w:rPr/>
+      </w:r>
+    </w:p>
+    <w:p>
+      <w:pPr>
+        <w:pStyle w:val="Normal"/>
+        <w:bidi w:val="0"/>
+        <w:jc w:val="start"/>
+        <w:rPr/>
+      </w:pPr>
+      <w:r>
+        <w:rPr/>
+      </w:r>
+    </w:p>
+    <w:p>
+      <w:pPr>
+        <w:pStyle w:val="Normal"/>
+        <w:bidi w:val="0"/>
+        <w:jc w:val="start"/>
+        <w:rPr/>
+      </w:pPr>
+      <w:r>
+        <w:rPr/>
+      </w:r>
+    </w:p>
+    <w:p>
+      <w:pPr>
+        <w:pStyle w:val="Normal"/>
+        <w:bidi w:val="0"/>
+        <w:jc w:val="start"/>
+        <w:rPr/>
+      </w:pPr>
+      <w:r>
+        <w:rPr/>
+      </w:r>
+    </w:p>
+    <w:p>
+      <w:pPr>
+        <w:pStyle w:val="Normal"/>
+        <w:bidi w:val="0"/>
+        <w:jc w:val="start"/>
+        <w:rPr/>
+      </w:pPr>
+      <w:r>
+        <w:rPr/>
+      </w:r>
+    </w:p>
+    <w:p>
+      <w:pPr>
+        <w:pStyle w:val="Normal"/>
+        <w:bidi w:val="0"/>
+        <w:jc w:val="start"/>
+        <w:rPr/>
+      </w:pPr>
+      <w:r>
+        <w:drawing>
+          <wp:anchor behindDoc="0" distT="0" distB="0" distL="0" distR="0" simplePos="0" locked="0" layoutInCell="0" allowOverlap="1" relativeHeight="4">
+            <wp:simplePos x="0" y="0"/>
+            <wp:positionH relativeFrom="column">
+              <wp:posOffset>100330</wp:posOffset>
+            </wp:positionH>
+            <wp:positionV relativeFrom="paragraph">
+              <wp:posOffset>5578475</wp:posOffset>
+            </wp:positionV>
+            <wp:extent cx="6120130" cy="2707005"/>
+            <wp:effectExtent l="0" t="0" r="0" b="0"/>
+            <wp:wrapSquare wrapText="bothSides"/>
+            <wp:docPr id="3" name="Image4" descr="" title=""/>
+            <wp:cNvGraphicFramePr>
+              <a:graphicFrameLocks xmlns:a="http://schemas.openxmlformats.org/drawingml/2006/main" noChangeAspect="1"/>
+            </wp:cNvGraphicFramePr>
+            <a:graphic xmlns:a="http://schemas.openxmlformats.org/drawingml/2006/main">
+              <a:graphicData uri="http://schemas.openxmlformats.org/drawingml/2006/picture">
+                <pic:pic xmlns:pic="http://schemas.openxmlformats.org/drawingml/2006/picture">
+                  <pic:nvPicPr>
+                    <pic:cNvPr id="3" name="Image4" descr="" title=""/>
+                    <pic:cNvPicPr>
+                      <a:picLocks noChangeAspect="1" noChangeArrowheads="1"/>
+                    </pic:cNvPicPr>
+                  </pic:nvPicPr>
+                  <pic:blipFill>
+                    <a:blip r:embed="rId4"/>
+                    <a:stretch>
+                      <a:fillRect/>
+                    </a:stretch>
+                  </pic:blipFill>
+                  <pic:spPr bwMode="auto">
+                    <a:xfrm>
+                      <a:off x="0" y="0"/>
+                      <a:ext cx="6120130" cy="2707005"/>
+                    </a:xfrm>
+                    <a:prstGeom prst="rect">
+                      <a:avLst/>
+                    </a:prstGeom>
+                  </pic:spPr>
+                </pic:pic>
+              </a:graphicData>
+            </a:graphic>
+          </wp:anchor>
+        </w:drawing>
+        <w:drawing>
+          <wp:anchor behindDoc="0" distT="0" distB="0" distL="0" distR="0" simplePos="0" locked="0" layoutInCell="0" allowOverlap="1" relativeHeight="5">
+            <wp:simplePos x="0" y="0"/>
+            <wp:positionH relativeFrom="column">
+              <wp:posOffset>100330</wp:posOffset>
+            </wp:positionH>
+            <wp:positionV relativeFrom="paragraph">
+              <wp:posOffset>199390</wp:posOffset>
+            </wp:positionV>
+            <wp:extent cx="6120130" cy="5101590"/>
+            <wp:effectExtent l="0" t="0" r="0" b="0"/>
+            <wp:wrapSquare wrapText="largest"/>
+            <wp:docPr id="4" name="Image5" descr="" title=""/>
+            <wp:cNvGraphicFramePr>
+              <a:graphicFrameLocks xmlns:a="http://schemas.openxmlformats.org/drawingml/2006/main" noChangeAspect="1"/>
+            </wp:cNvGraphicFramePr>
+            <a:graphic xmlns:a="http://schemas.openxmlformats.org/drawingml/2006/main">
+              <a:graphicData uri="http://schemas.openxmlformats.org/drawingml/2006/picture">
+                <pic:pic xmlns:pic="http://schemas.openxmlformats.org/drawingml/2006/picture">
+                  <pic:nvPicPr>
+                    <pic:cNvPr id="4" name="Image5" descr="" title=""/>
+                    <pic:cNvPicPr>
+                      <a:picLocks noChangeAspect="1" noChangeArrowheads="1"/>
+                    </pic:cNvPicPr>
+                  </pic:nvPicPr>
+                  <pic:blipFill>
+                    <a:blip r:embed="rId5"/>
+                    <a:stretch>
+                      <a:fillRect/>
+                    </a:stretch>
+                  </pic:blipFill>
+                  <pic:spPr bwMode="auto">
+                    <a:xfrm>
+                      <a:off x="0" y="0"/>
+                      <a:ext cx="6120130" cy="5101590"/>
+                    </a:xfrm>
+                    <a:prstGeom prst="rect">
+                      <a:avLst/>
+                    </a:prstGeom>
+                  </pic:spPr>
+                </pic:pic>
+              </a:graphicData>
+            </a:graphic>
+          </wp:anchor>
+        </w:drawing>
+      </w:r>
+      <w:r>
+        <w:rPr/>
+        <w:tab/>
+        <w:tab/>
+        <w:tab/>
+        <w:tab/>
+        <w:tab/>
+        <w:tab/>
+        <w:tab/>
+        <w:tab/>
+        <w:tab/>
+        <w:tab/>
+        <w:tab/>
+        <w:tab/>
+        <w:tab/>
+        <w:tab/>
+        <w:tab/>
+        <w:tab/>
+        <w:tab/>
+        <w:tab/>
+        <w:tab/>
+        <w:tab/>
+        <w:tab/>
+        <w:tab/>
+        <w:tab/>
+        <w:tab/>
+        <w:tab/>
+        <w:tab/>
+        <w:tab/>
+        <w:tab/>
+        <w:tab/>
+        <w:tab/>
+        <w:tab/>
+        <w:tab/>
+        <w:tab/>
+        <w:tab/>
+        <w:tab/>
+        <w:tab/>
+        <w:tab/>
+        <w:tab/>
+        <w:tab/>
+        <w:tab/>
+        <w:tab/>
+        <w:tab/>
+        <w:tab/>
+        <w:tab/>
+        <w:tab/>
+        <w:tab/>
+        <w:tab/>
+        <w:tab/>
+        <w:tab/>
+        <w:tab/>
+        <w:tab/>
+        <w:tab/>
+        <w:tab/>
+        <w:tab/>
+        <w:tab/>
+        <w:tab/>
+        <w:tab/>
+        <w:tab/>
+        <w:tab/>
+        <w:tab/>
+        <w:tab/>
+        <w:tab/>
+        <w:tab/>
+        <w:tab/>
+        <w:tab/>
+        <w:tab/>
+        <w:tab/>
+        <w:tab/>
+        <w:tab/>
+        <w:tab/>
+        <w:tab/>
+        <w:tab/>
+        <w:tab/>
+        <w:tab/>
+        <w:tab/>
+        <w:tab/>
+        <w:tab/>
+        <w:tab/>
+        <w:tab/>
+        <w:tab/>
+        <w:tab/>
+        <w:tab/>
+        <w:tab/>
+        <w:tab/>
+        <w:tab/>
+        <w:tab/>
+        <w:tab/>
+        <w:tab/>
+        <w:tab/>
+        <w:tab/>
+        <w:tab/>
+        <w:tab/>
+        <w:tab/>
+        <w:tab/>
+        <w:tab/>
+        <w:tab/>
+        <w:tab/>
+        <w:tab/>
+        <w:tab/>
+        <w:tab/>
+        <w:tab/>
+        <w:tab/>
+        <w:tab/>
+        <w:tab/>
+        <w:tab/>
+        <w:tab/>
+        <w:tab/>
+        <w:tab/>
+        <w:tab/>
+        <w:tab/>
+        <w:tab/>
+        <w:tab/>
+        <w:tab/>
+        <w:tab/>
+        <w:tab/>
+        <w:tab/>
+        <w:tab/>
+        <w:tab/>
+        <w:tab/>
+        <w:tab/>
+        <w:tab/>
+        <w:tab/>
+        <w:tab/>
+        <w:tab/>
+        <w:tab/>
+        <w:tab/>
+        <w:tab/>
+        <w:tab/>
+        <w:tab/>
+        <w:tab/>
+        <w:tab/>
+        <w:tab/>
+        <w:tab/>
+        <w:tab/>
+        <w:tab/>
+        <w:tab/>
+        <w:tab/>
+        <w:tab/>
+        <w:tab/>
+        <w:tab/>
+        <w:tab/>
+        <w:tab/>
+        <w:tab/>
+        <w:tab/>
+        <w:tab/>
+        <w:tab/>
+        <w:tab/>
+        <w:tab/>
+        <w:tab/>
+        <w:tab/>
+        <w:tab/>
+        <w:tab/>
+        <w:tab/>
+        <w:tab/>
+        <w:tab/>
+        <w:tab/>
+        <w:tab/>
+        <w:tab/>
+        <w:tab/>
+        <w:tab/>
+        <w:tab/>
+        <w:tab/>
+        <w:tab/>
+        <w:tab/>
+        <w:tab/>
+        <w:tab/>
+        <w:tab/>
+        <w:tab/>
+        <w:tab/>
+        <w:tab/>
+        <w:tab/>
+        <w:tab/>
+        <w:tab/>
+        <w:tab/>
+        <w:tab/>
+        <w:tab/>
+        <w:tab/>
+        <w:tab/>
+        <w:tab/>
+        <w:tab/>
+        <w:tab/>
+        <w:tab/>
+        <w:tab/>
+        <w:tab/>
+        <w:tab/>
+        <w:tab/>
+        <w:tab/>
+        <w:tab/>
+        <w:tab/>
+        <w:tab/>
+        <w:tab/>
+        <w:tab/>
+        <w:tab/>
+        <w:tab/>
+        <w:tab/>
+        <w:tab/>
+        <w:tab/>
+        <w:tab/>
+        <w:tab/>
+        <w:tab/>
+        <w:tab/>
+        <w:tab/>
+        <w:tab/>
+        <w:tab/>
+        <w:tab/>
+        <w:tab/>
+        <w:tab/>
+        <w:tab/>
+        <w:tab/>
+        <w:tab/>
+        <w:tab/>
+        <w:tab/>
+        <w:tab/>
+        <w:tab/>
+        <w:tab/>
+        <w:tab/>
+        <w:tab/>
+        <w:tab/>
+        <w:tab/>
+        <w:tab/>
+        <w:tab/>
+        <w:tab/>
+        <w:tab/>
+        <w:tab/>
+        <w:tab/>
+        <w:tab/>
+        <w:tab/>
+        <w:tab/>
+        <w:tab/>
+        <w:tab/>
+        <w:tab/>
+        <w:tab/>
+        <w:tab/>
+        <w:tab/>
+        <w:tab/>
+        <w:tab/>
+        <w:tab/>
+        <w:tab/>
+        <w:tab/>
+        <w:tab/>
+        <w:tab/>
+        <w:tab/>
+        <w:tab/>
+        <w:tab/>
+        <w:tab/>
+        <w:tab/>
+        <w:tab/>
+        <w:tab/>
+        <w:tab/>
       </w:r>
     </w:p>
     <w:sectPr>
@@ -435,6 +1191,7 @@
       <w:pgNumType w:fmt="decimal"/>
       <w:formProt w:val="false"/>
       <w:textDirection w:val="lrTb"/>
+      <w:docGrid w:type="default" w:linePitch="100" w:charSpace="0"/>
     </w:sectPr>
   </w:body>
 </w:document>
@@ -454,7 +1211,6 @@
     </w:rPrDefault>
     <w:pPrDefault>
       <w:pPr>
-        <w:widowControl/>
         <w:suppressAutoHyphens w:val="true"/>
       </w:pPr>
     </w:pPrDefault>
@@ -464,7 +1220,10 @@
     <w:qFormat/>
     <w:pPr>
       <w:widowControl/>
+      <w:suppressAutoHyphens w:val="true"/>
       <w:bidi w:val="0"/>
+      <w:spacing w:before="0" w:after="0"/>
+      <w:jc w:val="start"/>
     </w:pPr>
     <w:rPr>
       <w:rFonts w:ascii="Liberation Serif" w:hAnsi="Liberation Serif" w:eastAsia="Noto Serif CJK SC" w:cs="Noto Sans Devanagari"/>
